--- a/1부3화_Lavviso_delle_otto.docx
+++ b/1부3화_Lavviso_delle_otto.docx
@@ -727,7 +727,7 @@
           <w:color w:val="1A1A1A"/>
           <w:sz w:val="44"/>
         </w:rPr>
-        <w:t xml:space="preserve">   Scusate, cosa vuol dire «sfratto» esattamente?</w:t>
+        <w:t xml:space="preserve">   Scusate, lo sfratto non era solo una lettera? Ora è vero?</w:t>
       </w:r>
     </w:p>
     <w:p>
@@ -737,7 +737,7 @@
           <w:color w:val="808080"/>
           <w:sz w:val="36"/>
         </w:rPr>
-        <w:t>죄송한데, '스프라토'가 정확히 무슨 뜻이에요?</w:t>
+        <w:t>죄송한데, 퇴거는 그냥 편지 아니었어요? 이번엔 진짜예요?</w:t>
       </w:r>
     </w:p>
     <w:p>
@@ -1110,7 +1110,7 @@
           <w:color w:val="808080"/>
           <w:sz w:val="36"/>
         </w:rPr>
-        <w:t>안 좋아요. 더는 못 걷고, 약을 열 개 드세요.</w:t>
+        <w:t>안 좋아요. 더는 못 걷고, 약을 열 가지나 드세요.</w:t>
       </w:r>
     </w:p>
     <w:p>
@@ -1470,7 +1470,7 @@
           <w:color w:val="808080"/>
           <w:sz w:val="36"/>
         </w:rPr>
-        <w:t>광장만으론 안 돼. 법적 근거도 필요해.</w:t>
+        <w:t>광장만으론 부족해요. 법적 근거도 필요해요.</w:t>
       </w:r>
     </w:p>
     <w:p>
@@ -1650,7 +1650,7 @@
           <w:color w:val="808080"/>
           <w:sz w:val="36"/>
         </w:rPr>
-        <w:t>갈 수 있으면 아무 데도 안 가요, 이다.</w:t>
+        <w:t>피할 수만 있다면 아무 데도 안 가요, 이다.</w:t>
       </w:r>
     </w:p>
     <w:p>
@@ -1850,7 +1850,7 @@
           <w:color w:val="1A1A1A"/>
           <w:sz w:val="44"/>
         </w:rPr>
-        <w:t xml:space="preserve">   Dalla sentenza. Voglio sapere perché non c'è stato preavviso lungo.</w:t>
+        <w:t xml:space="preserve">   Dalla sentenza. Voglio sapere perché non c'è stato un preavviso più lungo.</w:t>
       </w:r>
     </w:p>
     <w:p>
@@ -1860,7 +1860,7 @@
           <w:color w:val="808080"/>
           <w:sz w:val="36"/>
         </w:rPr>
-        <w:t>판결문부터. 왜 장기 예고가 없었는지 알고 싶어.</w:t>
+        <w:t>판결문부터. 왜 더 일찍 통지가 없었는지 알고 싶어.</w:t>
       </w:r>
     </w:p>
     <w:p>
@@ -2113,7 +2113,7 @@
           <w:color w:val="808080"/>
           <w:sz w:val="36"/>
         </w:rPr>
-        <w:t>전화해요. 오늘 밤은 유로 한 장도 중요해요.</w:t>
+        <w:t>전화해요. 오늘 밤은 그 어느 때보다 1유로도 중요해요.</w:t>
       </w:r>
     </w:p>
     <w:p>
@@ -2133,7 +2133,7 @@
           <w:color w:val="1A1A1A"/>
           <w:sz w:val="44"/>
         </w:rPr>
-        <w:t xml:space="preserve">   Ida, questi farmaci li prendi tutti insieme, la mattina?</w:t>
+        <w:t xml:space="preserve">   Ida, questi farmaci li prende tutti insieme, la mattina?</w:t>
       </w:r>
     </w:p>
     <w:p>
@@ -2763,7 +2763,7 @@
           <w:color w:val="1A1A1A"/>
           <w:sz w:val="44"/>
         </w:rPr>
-        <w:t xml:space="preserve">   Per chi non paga senza colpa: malattia, disoccupazione.</w:t>
+        <w:t xml:space="preserve">   Per chi non paga, ma senza colpa: malattia, disoccupazione.</w:t>
       </w:r>
     </w:p>
     <w:p>
@@ -2896,7 +2896,7 @@
           <w:color w:val="1A1A1A"/>
           <w:sz w:val="44"/>
         </w:rPr>
-        <w:t xml:space="preserve">   Aspetta, allora è la stessa ora? Non funziona?</w:t>
+        <w:t xml:space="preserve">   Aspetti, allora è la stessa ora? Non funziona?</w:t>
       </w:r>
     </w:p>
     <w:p>
@@ -3316,7 +3316,7 @@
           <w:color w:val="1A1A1A"/>
           <w:sz w:val="44"/>
         </w:rPr>
-        <w:t xml:space="preserve">   Io porto la domanda al Comune, davanti alla porta.</w:t>
+        <w:t xml:space="preserve">   Io porto la domanda al Comune: aspetto davanti alla porta.</w:t>
       </w:r>
     </w:p>
     <w:p>
@@ -3326,7 +3326,7 @@
           <w:color w:val="808080"/>
           <w:sz w:val="36"/>
         </w:rPr>
-        <w:t>나는 구청에 신청서를 가져가, 문 앞에서.</w:t>
+        <w:t>나는 구청에 신청서를 가져갈게. 문 앞에서 기다릴 거야.</w:t>
       </w:r>
     </w:p>
     <w:p>
@@ -3609,7 +3609,7 @@
           <w:color w:val="808080"/>
           <w:sz w:val="36"/>
         </w:rPr>
-        <w:t>노력할게요, 선생님. 하지만 이 많은 사람들과는 어려워요.</w:t>
+        <w:t>노력할게요, 선생님. 하지만 사람들이 이렇게 많으니 어려워요.</w:t>
       </w:r>
     </w:p>
     <w:p>
@@ -3749,7 +3749,7 @@
           <w:color w:val="1A1A1A"/>
           <w:sz w:val="44"/>
         </w:rPr>
-        <w:t xml:space="preserve">   Marco, tu dormi stanotte, oppure lavori fino all'alba?</w:t>
+        <w:t xml:space="preserve">   Marco, Lei dorme stanotte, oppure lavora fino all'alba?</w:t>
       </w:r>
     </w:p>
     <w:p>
@@ -3959,7 +3959,7 @@
           <w:color w:val="1A1A1A"/>
           <w:sz w:val="44"/>
         </w:rPr>
-        <w:t xml:space="preserve">   A domani, Teresa. E prima, respira, stanotte.</w:t>
+        <w:t xml:space="preserve">   A domani, Teresa. E stanotte, prima di tutto, respira.</w:t>
       </w:r>
     </w:p>
     <w:p>
@@ -3969,7 +3969,7 @@
           <w:color w:val="808080"/>
           <w:sz w:val="36"/>
         </w:rPr>
-        <w:t>내일 봐요, 테레사. 그전에, 오늘 밤은 숨 쉬어요.</w:t>
+        <w:t>내일 봐요, 테레사. 그리고 오늘 밤은 무엇보다 숨부터 돌려요.</w:t>
       </w:r>
     </w:p>
     <w:p>
